--- a/Cover_Letters/Shinoy_12Build_Site_Reliability_Engineer_Cover_Letter.docx
+++ b/Cover_Letters/Shinoy_12Build_Site_Reliability_Engineer_Cover_Letter.docx
@@ -14,7 +14,7 @@
     </w:p>
     <w:p>
       <w:r>
-        <w:t>September 03, 2026</w:t>
+        <w:t>September 24, 2026</w:t>
       </w:r>
     </w:p>
     <w:p>
@@ -35,12 +35,7 @@
     </w:p>
     <w:p>
       <w:r>
-        <w:t>Your focus on building a stable testing platform that can keep pace with autonomous development and AI coding tools aligns closely with my background. In my recent work, I have focused on designing test frameworks, managing CI infrastructure with Jenkins and Terraform, and migrating setups to Playwright to improve execution speed. I also use tools like Gemini Code Assist to streamline test generation and script deployment.</w:t>
-      </w:r>
-    </w:p>
-    <w:p>
-      <w:r>
-        <w:t>I am comfortable working with developers and exploratory testers to turn insights into reliable automated coverage across markets. I would enjoy bringing this hands-on approach to the team at 12Build.</w:t>
+        <w:t>Your focus on building a stable testing platform and CI infrastructure at 12Build is a great fit for my background. Throughout my career, I have worked on setting up automation frameworks with TypeScript and Playwright, along with managing test environments using Docker, Terraform, and AWS. I also appreciate your interest in modern tooling, and I regularly use Gemini Code Assist to streamline test generation and deployment scripts. I would enjoy bringing this hands-on approach to your cross-team smoke suites and helping maintain high release standards across your markets in the Netherlands, Denmark, Germany, and Belgium.</w:t>
       </w:r>
     </w:p>
     <w:p>

--- a/Cover_Letters/Shinoy_12Build_Site_Reliability_Engineer_Cover_Letter.docx
+++ b/Cover_Letters/Shinoy_12Build_Site_Reliability_Engineer_Cover_Letter.docx
@@ -14,7 +14,7 @@
     </w:p>
     <w:p>
       <w:r>
-        <w:t>September 24, 2026</w:t>
+        <w:t>October 16, 2026</w:t>
       </w:r>
     </w:p>
     <w:p>
@@ -35,7 +35,12 @@
     </w:p>
     <w:p>
       <w:r>
-        <w:t>Your focus on building a stable testing platform and CI infrastructure at 12Build is a great fit for my background. Throughout my career, I have worked on setting up automation frameworks with TypeScript and Playwright, along with managing test environments using Docker, Terraform, and AWS. I also appreciate your interest in modern tooling, and I regularly use Gemini Code Assist to streamline test generation and deployment scripts. I would enjoy bringing this hands-on approach to your cross-team smoke suites and helping maintain high release standards across your markets in the Netherlands, Denmark, Germany, and Belgium.</w:t>
+        <w:t>Your focus on building a stable cross-team smoke suite and owning the testing platform really stood out to me. In my recent work, I have focused heavily on setting up automated CI/CD pipelines, managing test environments with Terraform and AWS, and migrating frameworks to TypeScript. I've also used AI tools like Gemini Code Assist to streamline test generation and make the process faster.</w:t>
+      </w:r>
+    </w:p>
+    <w:p>
+      <w:r>
+        <w:t>I like the idea of working in a flat organization like 12Build where I can help coach teams on writing their own local end-to-end tests while keeping our testing platform solid.</w:t>
       </w:r>
     </w:p>
     <w:p>
